--- a/hit-catalogue/rationale.docx
+++ b/hit-catalogue/rationale.docx
@@ -4,8 +4,8 @@
   <w:body>
     <w:p>
       <w:pPr>
+        <w:bidi/>
         <w:jc w:val="right"/>
-        <w:bidi/>
       </w:pPr>
       <w:r>
         <w:rPr>
@@ -29,8 +29,8 @@
     </w:p>
     <w:p>
       <w:pPr>
+        <w:bidi/>
         <w:jc w:val="right"/>
-        <w:bidi/>
       </w:pPr>
       <w:r>
         <w:rPr>
@@ -41,8 +41,8 @@
     </w:p>
     <w:p>
       <w:pPr>
+        <w:bidi/>
         <w:jc w:val="right"/>
-        <w:bidi/>
       </w:pPr>
       <w:r>
         <w:rPr>
@@ -53,8 +53,8 @@
     </w:p>
     <w:p>
       <w:pPr>
+        <w:bidi/>
         <w:jc w:val="right"/>
-        <w:bidi/>
       </w:pPr>
       <w:r>
         <w:rPr>

--- a/hit-catalogue/rationale.docx
+++ b/hit-catalogue/rationale.docx
@@ -5,7 +5,7 @@
     <w:p>
       <w:pPr>
         <w:bidi/>
-        <w:jc w:val="right"/>
+        <w:jc w:val="both"/>
       </w:pPr>
       <w:r>
         <w:rPr>
@@ -30,7 +30,7 @@
     <w:p>
       <w:pPr>
         <w:bidi/>
-        <w:jc w:val="right"/>
+        <w:jc w:val="both"/>
       </w:pPr>
       <w:r>
         <w:rPr>
@@ -42,7 +42,7 @@
     <w:p>
       <w:pPr>
         <w:bidi/>
-        <w:jc w:val="right"/>
+        <w:jc w:val="both"/>
       </w:pPr>
       <w:r>
         <w:rPr>
@@ -54,7 +54,7 @@
     <w:p>
       <w:pPr>
         <w:bidi/>
-        <w:jc w:val="right"/>
+        <w:jc w:val="both"/>
       </w:pPr>
       <w:r>
         <w:rPr>
